--- a/Task 1a/Task1_Proposal_xxxxx_Malysevskis_D.docx
+++ b/Task 1a/Task1_Proposal_xxxxx_Malysevskis_D.docx
@@ -3977,20 +3977,41 @@
               <w:spacing w:after="160" w:line="278" w:lineRule="auto"/>
             </w:pPr>
             <w:r>
-              <w:t>As Jimmy, I want the website to load quickly so I can access content without waiting.</w:t>
+              <w:t xml:space="preserve">This non-functional requirement is important because we are competing with a lot of established companies that have very loyal user bases. Users don’t tend to trust or use new apps when it comes to booking of rooms/venues as these are large payments so trust is imperative. By having a fast load </w:t>
+            </w:r>
+            <w:proofErr w:type="gramStart"/>
+            <w:r>
+              <w:t>time</w:t>
+            </w:r>
+            <w:proofErr w:type="gramEnd"/>
+            <w:r>
+              <w:t xml:space="preserve"> we will be seen as more serious and hence hopefully users will trust us more. This is also important because it should allow users to have a smoother experience using the web application which should lead to them coming back and using the web application again. </w:t>
             </w:r>
           </w:p>
           <w:p>
             <w:pPr>
               <w:spacing w:after="160" w:line="278" w:lineRule="auto"/>
             </w:pPr>
-            <w:r>
-              <w:t xml:space="preserve">As Emma, </w:t>
-            </w:r>
-            <w:r>
-              <w:t xml:space="preserve">I want the content on the website to load fast so that the stress point when it comes to a slow website is non-existent. </w:t>
-            </w:r>
-          </w:p>
+          </w:p>
+          <w:p>
+            <w:pPr>
+              <w:spacing w:after="160" w:line="278" w:lineRule="auto"/>
+            </w:pPr>
+            <w:r>
+              <w:t xml:space="preserve">Why would the </w:t>
+            </w:r>
+            <w:r>
+              <w:rPr>
+                <w:b/>
+                <w:bCs/>
+              </w:rPr>
+              <w:t>user</w:t>
+            </w:r>
+            <w:r>
+              <w:t xml:space="preserve"> want this to be true?</w:t>
+            </w:r>
+          </w:p>
+          <w:p/>
         </w:tc>
         <w:tc>
           <w:tcPr>
@@ -4072,6 +4093,7 @@
               <w:spacing w:after="160" w:line="278" w:lineRule="auto"/>
             </w:pPr>
             <w:r>
+              <w:lastRenderedPageBreak/>
               <w:t>There should be no problems when it comes to latency</w:t>
             </w:r>
           </w:p>
@@ -4161,11 +4183,7 @@
           <w:p/>
           <w:p>
             <w:r>
-              <w:t xml:space="preserve">As John, I want the pages to load fast so that any administrative action required is available to be </w:t>
-            </w:r>
-            <w:r>
-              <w:lastRenderedPageBreak/>
-              <w:t xml:space="preserve">processed when it arrives. </w:t>
+              <w:t xml:space="preserve">As John, I want the pages to load fast so that any administrative action required is available to be processed when it arrives. </w:t>
             </w:r>
           </w:p>
           <w:p/>
@@ -4187,7 +4205,6 @@
           </w:tcPr>
           <w:p>
             <w:r>
-              <w:lastRenderedPageBreak/>
               <w:t xml:space="preserve">Every page should have a load time no longer </w:t>
             </w:r>
             <w:proofErr w:type="spellStart"/>
@@ -4340,7 +4357,11 @@
               <w:spacing w:after="160" w:line="278" w:lineRule="auto"/>
             </w:pPr>
             <w:r>
-              <w:t xml:space="preserve">As Emma, I want the solution to be unaffected by DDOS attacks by using industry standard technology so that my customers are unaffected. </w:t>
+              <w:t xml:space="preserve">As Emma, I want the solution to be unaffected by DDOS attacks by using industry standard technology so that my </w:t>
+            </w:r>
+            <w:r>
+              <w:lastRenderedPageBreak/>
+              <w:t xml:space="preserve">customers are unaffected. </w:t>
             </w:r>
           </w:p>
         </w:tc>
@@ -4360,6 +4381,7 @@
               <w:spacing w:after="160" w:line="278" w:lineRule="auto"/>
             </w:pPr>
             <w:r>
+              <w:lastRenderedPageBreak/>
               <w:t xml:space="preserve">Not having more </w:t>
             </w:r>
             <w:proofErr w:type="spellStart"/>
@@ -4537,11 +4559,7 @@
           </w:tcPr>
           <w:p>
             <w:r>
-              <w:t xml:space="preserve">As Emma, I want the solution to comply with legal regulations so that there is a smaller risk of </w:t>
-            </w:r>
-            <w:r>
-              <w:lastRenderedPageBreak/>
-              <w:t>legal and financial complications when it comes to data.</w:t>
+              <w:t>As Emma, I want the solution to comply with legal regulations so that there is a smaller risk of legal and financial complications when it comes to data.</w:t>
             </w:r>
           </w:p>
         </w:tc>
@@ -4557,7 +4575,6 @@
           </w:tcPr>
           <w:p>
             <w:r>
-              <w:lastRenderedPageBreak/>
               <w:t>Audits are taken every month to evaluate violations of GDPR and DPA guidelines.</w:t>
             </w:r>
           </w:p>
@@ -4715,6 +4732,7 @@
               <w:spacing w:after="160" w:line="278" w:lineRule="auto"/>
             </w:pPr>
             <w:r>
+              <w:lastRenderedPageBreak/>
               <w:t>As Emma, I want my target audience to understand what my website’s content is providing so that I can ensure that my customers can hire my facilities.</w:t>
             </w:r>
           </w:p>
@@ -4734,6 +4752,7 @@
               <w:spacing w:after="160" w:line="278" w:lineRule="auto"/>
             </w:pPr>
             <w:r>
+              <w:lastRenderedPageBreak/>
               <w:t>The</w:t>
             </w:r>
             <w:r>
@@ -4848,11 +4867,7 @@
               <w:t>As Emma, I want the website</w:t>
             </w:r>
             <w:r>
-              <w:t xml:space="preserve"> to allow a growing userbase to create accounts seamlessly without disruption so that my </w:t>
-            </w:r>
-            <w:r>
-              <w:lastRenderedPageBreak/>
-              <w:t>customers do not complain about downtime.</w:t>
+              <w:t xml:space="preserve"> to allow a growing userbase to create accounts seamlessly without disruption so that my customers do not complain about downtime.</w:t>
             </w:r>
           </w:p>
         </w:tc>
@@ -4868,7 +4883,6 @@
           </w:tcPr>
           <w:p>
             <w:r>
-              <w:lastRenderedPageBreak/>
               <w:t>The process for account creation must stay consistent even with an influx of account creations.</w:t>
             </w:r>
           </w:p>
@@ -5068,7 +5082,11 @@
           </w:tcPr>
           <w:p>
             <w:r>
-              <w:t xml:space="preserve">As Emma, I want the solution to allow multiple users to register at one time so that I can increase my customer base without worrying about rate limiting customers when creating. </w:t>
+              <w:t xml:space="preserve">As Emma, I want the solution to allow multiple users to register at one time so that I can increase my customer base without </w:t>
+            </w:r>
+            <w:r>
+              <w:lastRenderedPageBreak/>
+              <w:t xml:space="preserve">worrying about rate limiting customers when creating. </w:t>
             </w:r>
           </w:p>
         </w:tc>
@@ -5084,6 +5102,7 @@
           </w:tcPr>
           <w:p>
             <w:r>
+              <w:lastRenderedPageBreak/>
               <w:t>At least 5 users registering at the same time.</w:t>
             </w:r>
           </w:p>
@@ -5228,11 +5247,7 @@
               <w:spacing w:after="160" w:line="278" w:lineRule="auto"/>
             </w:pPr>
             <w:r>
-              <w:t xml:space="preserve">As John, I don’t want the website to crash when assisting customers so that they are not waiting </w:t>
-            </w:r>
-            <w:r>
-              <w:lastRenderedPageBreak/>
-              <w:t>longer than they should be.</w:t>
+              <w:t>As John, I don’t want the website to crash when assisting customers so that they are not waiting longer than they should be.</w:t>
             </w:r>
           </w:p>
           <w:p>
@@ -5273,7 +5288,6 @@
                 <w:szCs w:val="22"/>
                 <w14:ligatures w14:val="none"/>
               </w:rPr>
-              <w:lastRenderedPageBreak/>
               <w:t>No complaints of downtime for more than 30 minutes every year.</w:t>
             </w:r>
           </w:p>
@@ -5512,6 +5526,7 @@
                 <w:b/>
                 <w:bCs/>
               </w:rPr>
+              <w:lastRenderedPageBreak/>
               <w:t>Usability</w:t>
             </w:r>
           </w:p>
@@ -5768,7 +5783,6 @@
                 <w:szCs w:val="22"/>
                 <w14:ligatures w14:val="none"/>
               </w:rPr>
-              <w:lastRenderedPageBreak/>
               <w:t>The solution must have clear headings, links and buttons that previously informs the user what the page consists of.</w:t>
             </w:r>
           </w:p>
@@ -5946,6 +5960,7 @@
           <w:b/>
           <w:bCs/>
         </w:rPr>
+        <w:lastRenderedPageBreak/>
         <w:t>Hierarchy Diagram</w:t>
       </w:r>
       <w:bookmarkEnd w:id="12"/>
@@ -6088,7 +6103,6 @@
           </w:tcPr>
           <w:p>
             <w:r>
-              <w:lastRenderedPageBreak/>
               <w:t>An attacker may use SQL injection to gain unauthorised access to the database.</w:t>
             </w:r>
           </w:p>
@@ -6196,6 +6210,7 @@
           </w:tcPr>
           <w:p>
             <w:r>
+              <w:lastRenderedPageBreak/>
               <w:t>An attacker may DDoS the solution.</w:t>
             </w:r>
           </w:p>
@@ -6555,7 +6570,6 @@
         <w:t xml:space="preserve"> Furthermore, I intend to use any blank spacing for products, information </w:t>
       </w:r>
       <w:r>
-        <w:lastRenderedPageBreak/>
         <w:t>`</w:t>
       </w:r>
       <w:r>
@@ -6632,6 +6646,7 @@
     </w:p>
     <w:p>
       <w:r>
+        <w:lastRenderedPageBreak/>
         <w:t>With the vast number of users that are expected to use the solution, it is imperative that the website is made with accessibility standards in mind. The Web Content Accessibility Guidelines, or WCAG for short, provides expected features that should be implemented to ensure that the solution</w:t>
       </w:r>
       <w:r>
@@ -6661,6 +6676,118 @@
 <file path=word/numbering.xml><?xml version="1.0" encoding="utf-8"?>
 <w:numbering xmlns:wpc="http://schemas.microsoft.com/office/word/2010/wordprocessingCanvas" xmlns:cx="http://schemas.microsoft.com/office/drawing/2014/chartex" xmlns:cx1="http://schemas.microsoft.com/office/drawing/2015/9/8/chartex" xmlns:cx2="http://schemas.microsoft.com/office/drawing/2015/10/21/chartex" xmlns:cx3="http://schemas.microsoft.com/office/drawing/2016/5/9/chartex" xmlns:cx4="http://schemas.microsoft.com/office/drawing/2016/5/10/chartex" xmlns:cx5="http://schemas.microsoft.com/office/drawing/2016/5/11/chartex" xmlns:cx6="http://schemas.microsoft.com/office/drawing/2016/5/12/chartex" xmlns:cx7="http://schemas.microsoft.com/office/drawing/2016/5/13/chartex" xmlns:cx8="http://schemas.microsoft.com/office/drawing/2016/5/14/chartex" xmlns:mc="http://schemas.openxmlformats.org/markup-compatibility/2006" xmlns:aink="http://schemas.microsoft.com/office/drawing/2016/ink" xmlns:am3d="http://schemas.microsoft.com/office/drawing/2017/model3d" xmlns:o="urn:schemas-microsoft-com:office:office" xmlns:r="http://schemas.openxmlformats.org/officeDocument/2006/relationships" xmlns:m="http://schemas.openxmlformats.org/officeDocument/2006/math" xmlns:v="urn:schemas-microsoft-com:vml" xmlns:wp14="http://schemas.microsoft.com/office/word/2010/wordprocessingDrawing" xmlns:wp="http://schemas.openxmlformats.org/drawingml/2006/wordprocessingDrawing" xmlns:w10="urn:schemas-microsoft-com:office:word" xmlns:w="http://schemas.openxmlformats.org/wordprocessingml/2006/main" xmlns:w14="http://schemas.microsoft.com/office/word/2010/wordml" xmlns:w15="http://schemas.microsoft.com/office/word/2012/wordml" xmlns:w16cex="http://schemas.microsoft.com/office/word/2018/wordml/cex" xmlns:w16cid="http://schemas.microsoft.com/office/word/2016/wordml/cid" xmlns:w16="http://schemas.microsoft.com/office/word/2018/wordml" xmlns:w16sdtdh="http://schemas.microsoft.com/office/word/2020/wordml/sdtdatahash" xmlns:w16se="http://schemas.microsoft.com/office/word/2015/wordml/symex" xmlns:wpg="http://schemas.microsoft.com/office/word/2010/wordprocessingGroup" xmlns:wpi="http://schemas.microsoft.com/office/word/2010/wordprocessingInk" xmlns:wne="http://schemas.microsoft.com/office/word/2006/wordml" xmlns:wps="http://schemas.microsoft.com/office/word/2010/wordprocessingShape" mc:Ignorable="w14 w15 w16se w16cid w16 w16cex w16sdtdh wp14">
   <w:abstractNum w:abstractNumId="0" w15:restartNumberingAfterBreak="0">
+    <w:nsid w:val="05140C52"/>
+    <w:multiLevelType w:val="hybridMultilevel"/>
+    <w:tmpl w:val="2E84F39E"/>
+    <w:lvl w:ilvl="0" w:tplc="64B4A242">
+      <w:numFmt w:val="bullet"/>
+      <w:lvlText w:val="-"/>
+      <w:lvlJc w:val="left"/>
+      <w:pPr>
+        <w:ind w:left="420" w:hanging="360"/>
+      </w:pPr>
+      <w:rPr>
+        <w:rFonts w:ascii="Aptos" w:eastAsiaTheme="minorHAnsi" w:hAnsi="Aptos" w:cstheme="minorBidi" w:hint="default"/>
+      </w:rPr>
+    </w:lvl>
+    <w:lvl w:ilvl="1" w:tplc="08090003" w:tentative="1">
+      <w:start w:val="1"/>
+      <w:numFmt w:val="bullet"/>
+      <w:lvlText w:val="o"/>
+      <w:lvlJc w:val="left"/>
+      <w:pPr>
+        <w:ind w:left="1140" w:hanging="360"/>
+      </w:pPr>
+      <w:rPr>
+        <w:rFonts w:ascii="Courier New" w:hAnsi="Courier New" w:cs="Courier New" w:hint="default"/>
+      </w:rPr>
+    </w:lvl>
+    <w:lvl w:ilvl="2" w:tplc="08090005" w:tentative="1">
+      <w:start w:val="1"/>
+      <w:numFmt w:val="bullet"/>
+      <w:lvlText w:val=""/>
+      <w:lvlJc w:val="left"/>
+      <w:pPr>
+        <w:ind w:left="1860" w:hanging="360"/>
+      </w:pPr>
+      <w:rPr>
+        <w:rFonts w:ascii="Wingdings" w:hAnsi="Wingdings" w:hint="default"/>
+      </w:rPr>
+    </w:lvl>
+    <w:lvl w:ilvl="3" w:tplc="08090001" w:tentative="1">
+      <w:start w:val="1"/>
+      <w:numFmt w:val="bullet"/>
+      <w:lvlText w:val=""/>
+      <w:lvlJc w:val="left"/>
+      <w:pPr>
+        <w:ind w:left="2580" w:hanging="360"/>
+      </w:pPr>
+      <w:rPr>
+        <w:rFonts w:ascii="Symbol" w:hAnsi="Symbol" w:hint="default"/>
+      </w:rPr>
+    </w:lvl>
+    <w:lvl w:ilvl="4" w:tplc="08090003" w:tentative="1">
+      <w:start w:val="1"/>
+      <w:numFmt w:val="bullet"/>
+      <w:lvlText w:val="o"/>
+      <w:lvlJc w:val="left"/>
+      <w:pPr>
+        <w:ind w:left="3300" w:hanging="360"/>
+      </w:pPr>
+      <w:rPr>
+        <w:rFonts w:ascii="Courier New" w:hAnsi="Courier New" w:cs="Courier New" w:hint="default"/>
+      </w:rPr>
+    </w:lvl>
+    <w:lvl w:ilvl="5" w:tplc="08090005" w:tentative="1">
+      <w:start w:val="1"/>
+      <w:numFmt w:val="bullet"/>
+      <w:lvlText w:val=""/>
+      <w:lvlJc w:val="left"/>
+      <w:pPr>
+        <w:ind w:left="4020" w:hanging="360"/>
+      </w:pPr>
+      <w:rPr>
+        <w:rFonts w:ascii="Wingdings" w:hAnsi="Wingdings" w:hint="default"/>
+      </w:rPr>
+    </w:lvl>
+    <w:lvl w:ilvl="6" w:tplc="08090001" w:tentative="1">
+      <w:start w:val="1"/>
+      <w:numFmt w:val="bullet"/>
+      <w:lvlText w:val=""/>
+      <w:lvlJc w:val="left"/>
+      <w:pPr>
+        <w:ind w:left="4740" w:hanging="360"/>
+      </w:pPr>
+      <w:rPr>
+        <w:rFonts w:ascii="Symbol" w:hAnsi="Symbol" w:hint="default"/>
+      </w:rPr>
+    </w:lvl>
+    <w:lvl w:ilvl="7" w:tplc="08090003" w:tentative="1">
+      <w:start w:val="1"/>
+      <w:numFmt w:val="bullet"/>
+      <w:lvlText w:val="o"/>
+      <w:lvlJc w:val="left"/>
+      <w:pPr>
+        <w:ind w:left="5460" w:hanging="360"/>
+      </w:pPr>
+      <w:rPr>
+        <w:rFonts w:ascii="Courier New" w:hAnsi="Courier New" w:cs="Courier New" w:hint="default"/>
+      </w:rPr>
+    </w:lvl>
+    <w:lvl w:ilvl="8" w:tplc="08090005" w:tentative="1">
+      <w:start w:val="1"/>
+      <w:numFmt w:val="bullet"/>
+      <w:lvlText w:val=""/>
+      <w:lvlJc w:val="left"/>
+      <w:pPr>
+        <w:ind w:left="6180" w:hanging="360"/>
+      </w:pPr>
+      <w:rPr>
+        <w:rFonts w:ascii="Wingdings" w:hAnsi="Wingdings" w:hint="default"/>
+      </w:rPr>
+    </w:lvl>
+  </w:abstractNum>
+  <w:abstractNum w:abstractNumId="1" w15:restartNumberingAfterBreak="0">
     <w:nsid w:val="606F4F07"/>
     <w:multiLevelType w:val="hybridMultilevel"/>
     <w:tmpl w:val="ED0A5372"/>
@@ -6774,6 +6901,9 @@
     </w:lvl>
   </w:abstractNum>
   <w:num w:numId="1">
+    <w:abstractNumId w:val="1"/>
+  </w:num>
+  <w:num w:numId="2">
     <w:abstractNumId w:val="0"/>
   </w:num>
 </w:numbering>
@@ -7879,12 +8009,12 @@
 
 <file path=word/glossary/fontTable.xml><?xml version="1.0" encoding="utf-8"?>
 <w:fonts xmlns:mc="http://schemas.openxmlformats.org/markup-compatibility/2006" xmlns:r="http://schemas.openxmlformats.org/officeDocument/2006/relationships" xmlns:w="http://schemas.openxmlformats.org/wordprocessingml/2006/main" xmlns:w14="http://schemas.microsoft.com/office/word/2010/wordml" xmlns:w15="http://schemas.microsoft.com/office/word/2012/wordml" xmlns:w16cex="http://schemas.microsoft.com/office/word/2018/wordml/cex" xmlns:w16cid="http://schemas.microsoft.com/office/word/2016/wordml/cid" xmlns:w16="http://schemas.microsoft.com/office/word/2018/wordml" xmlns:w16sdtdh="http://schemas.microsoft.com/office/word/2020/wordml/sdtdatahash" xmlns:w16se="http://schemas.microsoft.com/office/word/2015/wordml/symex" mc:Ignorable="w14 w15 w16se w16cid w16 w16cex w16sdtdh">
-  <w:font w:name="Symbol">
-    <w:panose1 w:val="05050102010706020507"/>
-    <w:charset w:val="02"/>
-    <w:family w:val="roman"/>
+  <w:font w:name="Aptos">
+    <w:altName w:val="Cambria"/>
+    <w:charset w:val="00"/>
+    <w:family w:val="swiss"/>
     <w:pitch w:val="variable"/>
-    <w:sig w:usb0="00000000" w:usb1="10000000" w:usb2="00000000" w:usb3="00000000" w:csb0="80000000" w:csb1="00000000"/>
+    <w:sig w:usb0="20000287" w:usb1="00000003" w:usb2="00000000" w:usb3="00000000" w:csb0="0000019F" w:csb1="00000000"/>
   </w:font>
   <w:font w:name="Times New Roman">
     <w:panose1 w:val="02020603050405020304"/>
@@ -7907,12 +8037,12 @@
     <w:pitch w:val="variable"/>
     <w:sig w:usb0="00000000" w:usb1="10000000" w:usb2="00000000" w:usb3="00000000" w:csb0="80000000" w:csb1="00000000"/>
   </w:font>
-  <w:font w:name="Aptos">
-    <w:altName w:val="Cambria"/>
-    <w:charset w:val="00"/>
-    <w:family w:val="swiss"/>
+  <w:font w:name="Symbol">
+    <w:panose1 w:val="05050102010706020507"/>
+    <w:charset w:val="02"/>
+    <w:family w:val="roman"/>
     <w:pitch w:val="variable"/>
-    <w:sig w:usb0="20000287" w:usb1="00000003" w:usb2="00000000" w:usb3="00000000" w:csb0="0000019F" w:csb1="00000000"/>
+    <w:sig w:usb0="00000000" w:usb1="10000000" w:usb2="00000000" w:usb3="00000000" w:csb0="80000000" w:csb1="00000000"/>
   </w:font>
   <w:font w:name="Aptos Display">
     <w:altName w:val="Cambria"/>
@@ -7972,6 +8102,7 @@
     <w:rsid w:val="005B6F0E"/>
     <w:rsid w:val="00786556"/>
     <w:rsid w:val="00DA2F2C"/>
+    <w:rsid w:val="00E46278"/>
     <w:rsid w:val="00EE2AEB"/>
   </w:rsids>
   <m:mathPr>
